--- a/docs/3 - Putting ReverseBid online.docx
+++ b/docs/3 - Putting ReverseBid online.docx
@@ -130,7 +130,65 @@
           <w:sz w:val="21"/>
           <w:szCs w:val="21"/>
         </w:rPr>
-        <w:t xml:space="preserve"> The site comes up already filled with a demo company: a live auction with bids arriving, four suppliers, finished auctions with savings on the dashboard. They sign in with a published password, poke at everything, and nothing they do can reach a real supplier — because this deployment has no mail server attached, every email is kept inside the app's own Outbox page for them to read instead of being sent.</w:t>
+        <w:t xml:space="preserve"> The site comes up already filled with a demo company — a live auction with bids arriving, four suppliers, finished auctions with savings on the dashboard — which they can sign into with a published password.</w:t>
+      </w:r>
+    </w:p>
+    <w:p>
+      <w:pPr>
+        <w:spacing w:after="140" w:line="288"/>
+      </w:pPr>
+      <w:r>
+        <w:rPr>
+          <w:b w:val="false"/>
+          <w:bCs w:val="false"/>
+          <w:i w:val="false"/>
+          <w:iCs w:val="false"/>
+          <w:color w:val="1B2A2E"/>
+          <w:sz w:val="21"/>
+          <w:szCs w:val="21"/>
+        </w:rPr>
+        <w:t xml:space="preserve">They can also press </w:t>
+      </w:r>
+      <w:r>
+        <w:rPr>
+          <w:b/>
+          <w:bCs/>
+          <w:i w:val="false"/>
+          <w:iCs w:val="false"/>
+          <w:color w:val="1B2A2E"/>
+          <w:sz w:val="21"/>
+          <w:szCs w:val="21"/>
+        </w:rPr>
+        <w:t xml:space="preserve">Set up my organisation</w:t>
+      </w:r>
+      <w:r>
+        <w:rPr>
+          <w:b w:val="false"/>
+          <w:bCs w:val="false"/>
+          <w:i w:val="false"/>
+          <w:iCs w:val="false"/>
+          <w:color w:val="1B2A2E"/>
+          <w:sz w:val="21"/>
+          <w:szCs w:val="21"/>
+        </w:rPr>
+        <w:t xml:space="preserve"> and start their own, empty and entirely separate: their own suppliers, items and auctions, which nobody else on the site can see. That is the more convincing demonstration, because it is exactly what a real buyer would do on day one.</w:t>
+      </w:r>
+    </w:p>
+    <w:p>
+      <w:pPr>
+        <w:spacing w:after="140" w:line="288"/>
+      </w:pPr>
+      <w:r>
+        <w:rPr>
+          <w:b w:val="false"/>
+          <w:bCs w:val="false"/>
+          <w:i w:val="false"/>
+          <w:iCs w:val="false"/>
+          <w:color w:val="1B2A2E"/>
+          <w:sz w:val="21"/>
+          <w:szCs w:val="21"/>
+        </w:rPr>
+        <w:t xml:space="preserve">Nothing they do can reach a real supplier: this deployment has no mail server attached, so every email is kept inside the app's own Outbox page for them to read instead of being sent.</w:t>
       </w:r>
     </w:p>
     <w:p>
@@ -2883,55 +2941,31 @@
           <w:sz w:val="21"/>
           <w:szCs w:val="21"/>
         </w:rPr>
-        <w:t xml:space="preserve">, and then </w:t>
-      </w:r>
-      <w:r>
-        <w:rPr>
-          <w:b/>
-          <w:bCs/>
-          <w:i w:val="false"/>
-          <w:iCs w:val="false"/>
-          <w:color w:val="1B2A2E"/>
-          <w:sz w:val="21"/>
-          <w:szCs w:val="21"/>
-        </w:rPr>
-        <w:t xml:space="preserve">wipe the demo company</w:t>
-      </w:r>
-      <w:r>
-        <w:rPr>
-          <w:b w:val="false"/>
-          <w:bCs w:val="false"/>
-          <w:i w:val="false"/>
-          <w:iCs w:val="false"/>
-          <w:color w:val="1B2A2E"/>
-          <w:sz w:val="21"/>
-          <w:szCs w:val="21"/>
-        </w:rPr>
-        <w:t xml:space="preserve"> before anyone real touches it — its accounts have a published password. The simplest way is to add the disk first, then delete the database file from Render's shell, restart, and sign up as the first account. </w:t>
-      </w:r>
-      <w:r>
-        <w:rPr>
-          <w:b/>
-          <w:bCs/>
-          <w:i w:val="false"/>
-          <w:iCs w:val="false"/>
-          <w:color w:val="1B2A2E"/>
-          <w:sz w:val="21"/>
-          <w:szCs w:val="21"/>
-        </w:rPr>
-        <w:t xml:space="preserve">The very first account created becomes the owner and then sign-up closes</w:t>
-      </w:r>
-      <w:r>
-        <w:rPr>
-          <w:b w:val="false"/>
-          <w:bCs w:val="false"/>
-          <w:i w:val="false"/>
-          <w:iCs w:val="false"/>
-          <w:color w:val="1B2A2E"/>
-          <w:sz w:val="21"/>
-          <w:szCs w:val="21"/>
-        </w:rPr>
-        <w:t xml:space="preserve">, so claim it yourself the moment the real instance starts, before you share the address.</w:t>
+        <w:t xml:space="preserve">, and wipe the demo company before anyone real uses the site — its accounts have a published password. Add the disk first, delete the database file from Render's shell, restart, then press </w:t>
+      </w:r>
+      <w:r>
+        <w:rPr>
+          <w:b/>
+          <w:bCs/>
+          <w:i w:val="false"/>
+          <w:iCs w:val="false"/>
+          <w:color w:val="1B2A2E"/>
+          <w:sz w:val="21"/>
+          <w:szCs w:val="21"/>
+        </w:rPr>
+        <w:t xml:space="preserve">Set up my organisation</w:t>
+      </w:r>
+      <w:r>
+        <w:rPr>
+          <w:b w:val="false"/>
+          <w:bCs w:val="false"/>
+          <w:i w:val="false"/>
+          <w:iCs w:val="false"/>
+          <w:color w:val="1B2A2E"/>
+          <w:sz w:val="21"/>
+          <w:szCs w:val="21"/>
+        </w:rPr>
+        <w:t xml:space="preserve"> to create your real one. Anyone else who finds the address can set up an organisation of their own, and they will see nothing of yours; if you would rather nobody could, put the site behind a password at the Render level or run it on an internal address.</w:t>
       </w:r>
     </w:p>
     <w:p>
